--- a/output/docx/en/BUFRCREX_CodeFlag_en_21.docx
+++ b/output/docx/en/BUFRCREX_CodeFlag_en_21.docx
@@ -3578,7 +3578,7 @@
                 <w:b w:val="0"/>
                 <w:sz w:val="16"/>
               </w:rPr>
-              <w:t>1-9   Nadir-only view SST retrieval used 3.7 micron channel (one bit per 10-arcmin cell)</w:t>
+              <w:t>1-9 Nadir-only view SST retrieval used 3.7 micron channel (one bit per 10-arcmin cell)</w:t>
             </w:r>
           </w:p>
         </w:tc>
@@ -4187,7 +4187,7 @@
                 <w:b w:val="0"/>
                 <w:sz w:val="16"/>
               </w:rPr>
-              <w:t>10-18   Dual view SST retrieval used 3.7 micron channel (one bit per 10-arcmin cell)</w:t>
+              <w:t>10-18 Dual view SST retrieval used 3.7 micron channel (one bit per 10-arcmin cell)</w:t>
             </w:r>
           </w:p>
         </w:tc>
